--- a/public/works/document/document-metric-review-01.docx
+++ b/public/works/document/document-metric-review-01.docx
@@ -23,41 +23,316 @@
         <w:pStyle w:val="BodyText"/>
       </w:pPr>
       <w:r>
-        <w:t xml:space="preserve">不看正文先看这四个数（每行依次为：指标／上半年／去年同期／变动）。</w:t>
+        <w:t xml:space="preserve">不看正文先看这四个数。</w:t>
       </w:r>
     </w:p>
-    <w:p>
-      <w:pPr>
-        <w:pStyle w:val="BodyText"/>
-      </w:pPr>
-      <w:r>
-        <w:t xml:space="preserve">车均日周转次数　　3.03 次　　2.41 次　　+25.7%</w:t>
-      </w:r>
-    </w:p>
-    <w:p>
-      <w:pPr>
-        <w:pStyle w:val="BodyText"/>
-      </w:pPr>
-      <w:r>
-        <w:t xml:space="preserve">调度响应达标率　　79.0%　　68.5%　　+10.5 个百分点</w:t>
-      </w:r>
-    </w:p>
-    <w:p>
-      <w:pPr>
-        <w:pStyle w:val="BodyText"/>
-      </w:pPr>
-      <w:r>
-        <w:t xml:space="preserve">单次调度成本　　4.62 元　　5.31 元　　-13.0%</w:t>
-      </w:r>
-    </w:p>
-    <w:p>
-      <w:pPr>
-        <w:pStyle w:val="BodyText"/>
-      </w:pPr>
-      <w:r>
-        <w:t xml:space="preserve">淤积点日均数量　　126 处　　203 处　　-37.9%</w:t>
-      </w:r>
-    </w:p>
+    <w:tbl>
+      <w:tblPr>
+        <w:tblStyle w:val="TableGrid"/>
+        <w:tblW w:w="0" w:type="auto"/>
+        <w:tblBorders>
+          <w:top w:val="single" w:sz="4" w:space="0" w:color="C7D5E3"/>
+          <w:left w:val="single" w:sz="4" w:space="0" w:color="C7D5E3"/>
+          <w:bottom w:val="single" w:sz="4" w:space="0" w:color="C7D5E3"/>
+          <w:right w:val="single" w:sz="4" w:space="0" w:color="C7D5E3"/>
+          <w:insideH w:val="single" w:sz="4" w:space="0" w:color="C7D5E3"/>
+          <w:insideV w:val="single" w:sz="4" w:space="0" w:color="C7D5E3"/>
+        </w:tblBorders>
+      </w:tblPr>
+      <w:tblGrid>
+        <w:gridCol w:w="2167"/>
+        <w:gridCol w:w="2167"/>
+        <w:gridCol w:w="2167"/>
+        <w:gridCol w:w="2167"/>
+      </w:tblGrid>
+      <w:tr>
+        <w:tc>
+          <w:tcPr>
+            <w:tcW w:w="0" w:type="auto"/>
+            <w:shd w:val="clear" w:color="auto" w:fill="EAF0F6"/>
+          </w:tcPr>
+          <w:p>
+            <w:pPr>
+              <w:pStyle w:val="BodyText"/>
+            </w:pPr>
+            <w:r>
+              <w:rPr>
+                <w:b/>
+              </w:rPr>
+              <w:t xml:space="preserve">指标</w:t>
+            </w:r>
+          </w:p>
+        </w:tc>
+        <w:tc>
+          <w:tcPr>
+            <w:tcW w:w="0" w:type="auto"/>
+            <w:shd w:val="clear" w:color="auto" w:fill="EAF0F6"/>
+          </w:tcPr>
+          <w:p>
+            <w:pPr>
+              <w:pStyle w:val="BodyText"/>
+            </w:pPr>
+            <w:r>
+              <w:rPr>
+                <w:b/>
+              </w:rPr>
+              <w:t xml:space="preserve">上半年</w:t>
+            </w:r>
+          </w:p>
+        </w:tc>
+        <w:tc>
+          <w:tcPr>
+            <w:tcW w:w="0" w:type="auto"/>
+            <w:shd w:val="clear" w:color="auto" w:fill="EAF0F6"/>
+          </w:tcPr>
+          <w:p>
+            <w:pPr>
+              <w:pStyle w:val="BodyText"/>
+            </w:pPr>
+            <w:r>
+              <w:rPr>
+                <w:b/>
+              </w:rPr>
+              <w:t xml:space="preserve">去年同期</w:t>
+            </w:r>
+          </w:p>
+        </w:tc>
+        <w:tc>
+          <w:tcPr>
+            <w:tcW w:w="0" w:type="auto"/>
+            <w:shd w:val="clear" w:color="auto" w:fill="EAF0F6"/>
+          </w:tcPr>
+          <w:p>
+            <w:pPr>
+              <w:pStyle w:val="BodyText"/>
+            </w:pPr>
+            <w:r>
+              <w:rPr>
+                <w:b/>
+              </w:rPr>
+              <w:t xml:space="preserve">变动</w:t>
+            </w:r>
+          </w:p>
+        </w:tc>
+      </w:tr>
+      <w:tr>
+        <w:tc>
+          <w:tcPr>
+            <w:tcW w:w="0" w:type="auto"/>
+          </w:tcPr>
+          <w:p>
+            <w:pPr>
+              <w:pStyle w:val="BodyText"/>
+            </w:pPr>
+            <w:r>
+              <w:t xml:space="preserve">车均日周转次数</w:t>
+            </w:r>
+          </w:p>
+        </w:tc>
+        <w:tc>
+          <w:tcPr>
+            <w:tcW w:w="0" w:type="auto"/>
+          </w:tcPr>
+          <w:p>
+            <w:pPr>
+              <w:pStyle w:val="BodyText"/>
+            </w:pPr>
+            <w:r>
+              <w:t xml:space="preserve">3.03 次</w:t>
+            </w:r>
+          </w:p>
+        </w:tc>
+        <w:tc>
+          <w:tcPr>
+            <w:tcW w:w="0" w:type="auto"/>
+          </w:tcPr>
+          <w:p>
+            <w:pPr>
+              <w:pStyle w:val="BodyText"/>
+            </w:pPr>
+            <w:r>
+              <w:t xml:space="preserve">2.41 次</w:t>
+            </w:r>
+          </w:p>
+        </w:tc>
+        <w:tc>
+          <w:tcPr>
+            <w:tcW w:w="0" w:type="auto"/>
+          </w:tcPr>
+          <w:p>
+            <w:pPr>
+              <w:pStyle w:val="BodyText"/>
+            </w:pPr>
+            <w:r>
+              <w:t xml:space="preserve">+25.7%</w:t>
+            </w:r>
+          </w:p>
+        </w:tc>
+      </w:tr>
+      <w:tr>
+        <w:tc>
+          <w:tcPr>
+            <w:tcW w:w="0" w:type="auto"/>
+          </w:tcPr>
+          <w:p>
+            <w:pPr>
+              <w:pStyle w:val="BodyText"/>
+            </w:pPr>
+            <w:r>
+              <w:t xml:space="preserve">调度响应达标率</w:t>
+            </w:r>
+          </w:p>
+        </w:tc>
+        <w:tc>
+          <w:tcPr>
+            <w:tcW w:w="0" w:type="auto"/>
+          </w:tcPr>
+          <w:p>
+            <w:pPr>
+              <w:pStyle w:val="BodyText"/>
+            </w:pPr>
+            <w:r>
+              <w:t xml:space="preserve">79.0%</w:t>
+            </w:r>
+          </w:p>
+        </w:tc>
+        <w:tc>
+          <w:tcPr>
+            <w:tcW w:w="0" w:type="auto"/>
+          </w:tcPr>
+          <w:p>
+            <w:pPr>
+              <w:pStyle w:val="BodyText"/>
+            </w:pPr>
+            <w:r>
+              <w:t xml:space="preserve">68.5%</w:t>
+            </w:r>
+          </w:p>
+        </w:tc>
+        <w:tc>
+          <w:tcPr>
+            <w:tcW w:w="0" w:type="auto"/>
+          </w:tcPr>
+          <w:p>
+            <w:pPr>
+              <w:pStyle w:val="BodyText"/>
+            </w:pPr>
+            <w:r>
+              <w:t xml:space="preserve">+10.5 个百分点</w:t>
+            </w:r>
+          </w:p>
+        </w:tc>
+      </w:tr>
+      <w:tr>
+        <w:tc>
+          <w:tcPr>
+            <w:tcW w:w="0" w:type="auto"/>
+          </w:tcPr>
+          <w:p>
+            <w:pPr>
+              <w:pStyle w:val="BodyText"/>
+            </w:pPr>
+            <w:r>
+              <w:t xml:space="preserve">单次调度成本</w:t>
+            </w:r>
+          </w:p>
+        </w:tc>
+        <w:tc>
+          <w:tcPr>
+            <w:tcW w:w="0" w:type="auto"/>
+          </w:tcPr>
+          <w:p>
+            <w:pPr>
+              <w:pStyle w:val="BodyText"/>
+            </w:pPr>
+            <w:r>
+              <w:t xml:space="preserve">4.62 元</w:t>
+            </w:r>
+          </w:p>
+        </w:tc>
+        <w:tc>
+          <w:tcPr>
+            <w:tcW w:w="0" w:type="auto"/>
+          </w:tcPr>
+          <w:p>
+            <w:pPr>
+              <w:pStyle w:val="BodyText"/>
+            </w:pPr>
+            <w:r>
+              <w:t xml:space="preserve">5.31 元</w:t>
+            </w:r>
+          </w:p>
+        </w:tc>
+        <w:tc>
+          <w:tcPr>
+            <w:tcW w:w="0" w:type="auto"/>
+          </w:tcPr>
+          <w:p>
+            <w:pPr>
+              <w:pStyle w:val="BodyText"/>
+            </w:pPr>
+            <w:r>
+              <w:t xml:space="preserve">-13.0%</w:t>
+            </w:r>
+          </w:p>
+        </w:tc>
+      </w:tr>
+      <w:tr>
+        <w:tc>
+          <w:tcPr>
+            <w:tcW w:w="0" w:type="auto"/>
+          </w:tcPr>
+          <w:p>
+            <w:pPr>
+              <w:pStyle w:val="BodyText"/>
+            </w:pPr>
+            <w:r>
+              <w:t xml:space="preserve">淤积点日均数量</w:t>
+            </w:r>
+          </w:p>
+        </w:tc>
+        <w:tc>
+          <w:tcPr>
+            <w:tcW w:w="0" w:type="auto"/>
+          </w:tcPr>
+          <w:p>
+            <w:pPr>
+              <w:pStyle w:val="BodyText"/>
+            </w:pPr>
+            <w:r>
+              <w:t xml:space="preserve">126 处</w:t>
+            </w:r>
+          </w:p>
+        </w:tc>
+        <w:tc>
+          <w:tcPr>
+            <w:tcW w:w="0" w:type="auto"/>
+          </w:tcPr>
+          <w:p>
+            <w:pPr>
+              <w:pStyle w:val="BodyText"/>
+            </w:pPr>
+            <w:r>
+              <w:t xml:space="preserve">203 处</w:t>
+            </w:r>
+          </w:p>
+        </w:tc>
+        <w:tc>
+          <w:tcPr>
+            <w:tcW w:w="0" w:type="auto"/>
+          </w:tcPr>
+          <w:p>
+            <w:pPr>
+              <w:pStyle w:val="BodyText"/>
+            </w:pPr>
+            <w:r>
+              <w:t xml:space="preserve">-37.9%</w:t>
+            </w:r>
+          </w:p>
+        </w:tc>
+      </w:tr>
+    </w:tbl>
+    <w:p/>
     <w:p>
       <w:pPr>
         <w:pStyle w:val="BodyText"/>
@@ -79,6 +354,9 @@
         <w:pStyle w:val="BodyText"/>
       </w:pPr>
       <w:r>
+        <w:rPr>
+          <w:b/>
+        </w:rPr>
         <w:t xml:space="preserve">结论：全网车均日周转从 2.41 次升至 3.03 次，但把六城拆开看，涨幅的 82% 来自 B 城与 E 城；A、C、D、F 四城的变动都在正负 0.1 次以内，属于统计噪声区间。把全网数字当作调度方法生效的证据，站不住。</w:t>
       </w:r>
     </w:p>
@@ -95,57 +373,520 @@
         <w:pStyle w:val="BodyText"/>
       </w:pPr>
       <w:r>
-        <w:t xml:space="preserve">分城数据（每行依次为：城市／上半年周转，次／车·日／去年同期／变动／本期新增调度员）。</w:t>
+        <w:t xml:space="preserve">分城数据如下。</w:t>
       </w:r>
     </w:p>
-    <w:p>
-      <w:pPr>
-        <w:pStyle w:val="BodyText"/>
-      </w:pPr>
-      <w:r>
-        <w:t xml:space="preserve">A 城　　2.62　　2.58　　+0.04　　0 人</w:t>
-      </w:r>
-    </w:p>
-    <w:p>
-      <w:pPr>
-        <w:pStyle w:val="BodyText"/>
-      </w:pPr>
-      <w:r>
-        <w:t xml:space="preserve">B 城　　3.94　　2.51　　+1.43　　14 人</w:t>
-      </w:r>
-    </w:p>
-    <w:p>
-      <w:pPr>
-        <w:pStyle w:val="BodyText"/>
-      </w:pPr>
-      <w:r>
-        <w:t xml:space="preserve">C 城　　2.47　　2.44　　+0.03　　1 人</w:t>
-      </w:r>
-    </w:p>
-    <w:p>
-      <w:pPr>
-        <w:pStyle w:val="BodyText"/>
-      </w:pPr>
-      <w:r>
-        <w:t xml:space="preserve">D 城　　2.31　　2.38　　-0.07　　0 人</w:t>
-      </w:r>
-    </w:p>
-    <w:p>
-      <w:pPr>
-        <w:pStyle w:val="BodyText"/>
-      </w:pPr>
-      <w:r>
-        <w:t xml:space="preserve">E 城　　3.88　　2.36　　+1.52　　11 人</w:t>
-      </w:r>
-    </w:p>
-    <w:p>
-      <w:pPr>
-        <w:pStyle w:val="BodyText"/>
-      </w:pPr>
-      <w:r>
-        <w:t xml:space="preserve">F 城　　2.55　　2.51　　+0.04　　2 人</w:t>
-      </w:r>
-    </w:p>
+    <w:tbl>
+      <w:tblPr>
+        <w:tblStyle w:val="TableGrid"/>
+        <w:tblW w:w="0" w:type="auto"/>
+        <w:tblBorders>
+          <w:top w:val="single" w:sz="4" w:space="0" w:color="C7D5E3"/>
+          <w:left w:val="single" w:sz="4" w:space="0" w:color="C7D5E3"/>
+          <w:bottom w:val="single" w:sz="4" w:space="0" w:color="C7D5E3"/>
+          <w:right w:val="single" w:sz="4" w:space="0" w:color="C7D5E3"/>
+          <w:insideH w:val="single" w:sz="4" w:space="0" w:color="C7D5E3"/>
+          <w:insideV w:val="single" w:sz="4" w:space="0" w:color="C7D5E3"/>
+        </w:tblBorders>
+      </w:tblPr>
+      <w:tblGrid>
+        <w:gridCol w:w="1733"/>
+        <w:gridCol w:w="1733"/>
+        <w:gridCol w:w="1733"/>
+        <w:gridCol w:w="1733"/>
+        <w:gridCol w:w="1733"/>
+      </w:tblGrid>
+      <w:tr>
+        <w:tc>
+          <w:tcPr>
+            <w:tcW w:w="0" w:type="auto"/>
+            <w:shd w:val="clear" w:color="auto" w:fill="EAF0F6"/>
+          </w:tcPr>
+          <w:p>
+            <w:pPr>
+              <w:pStyle w:val="BodyText"/>
+            </w:pPr>
+            <w:r>
+              <w:rPr>
+                <w:b/>
+              </w:rPr>
+              <w:t xml:space="preserve">城市</w:t>
+            </w:r>
+          </w:p>
+        </w:tc>
+        <w:tc>
+          <w:tcPr>
+            <w:tcW w:w="0" w:type="auto"/>
+            <w:shd w:val="clear" w:color="auto" w:fill="EAF0F6"/>
+          </w:tcPr>
+          <w:p>
+            <w:pPr>
+              <w:pStyle w:val="BodyText"/>
+            </w:pPr>
+            <w:r>
+              <w:rPr>
+                <w:b/>
+              </w:rPr>
+              <w:t xml:space="preserve">上半年周转（次/车·日）</w:t>
+            </w:r>
+          </w:p>
+        </w:tc>
+        <w:tc>
+          <w:tcPr>
+            <w:tcW w:w="0" w:type="auto"/>
+            <w:shd w:val="clear" w:color="auto" w:fill="EAF0F6"/>
+          </w:tcPr>
+          <w:p>
+            <w:pPr>
+              <w:pStyle w:val="BodyText"/>
+            </w:pPr>
+            <w:r>
+              <w:rPr>
+                <w:b/>
+              </w:rPr>
+              <w:t xml:space="preserve">去年同期</w:t>
+            </w:r>
+          </w:p>
+        </w:tc>
+        <w:tc>
+          <w:tcPr>
+            <w:tcW w:w="0" w:type="auto"/>
+            <w:shd w:val="clear" w:color="auto" w:fill="EAF0F6"/>
+          </w:tcPr>
+          <w:p>
+            <w:pPr>
+              <w:pStyle w:val="BodyText"/>
+            </w:pPr>
+            <w:r>
+              <w:rPr>
+                <w:b/>
+              </w:rPr>
+              <w:t xml:space="preserve">变动</w:t>
+            </w:r>
+          </w:p>
+        </w:tc>
+        <w:tc>
+          <w:tcPr>
+            <w:tcW w:w="0" w:type="auto"/>
+            <w:shd w:val="clear" w:color="auto" w:fill="EAF0F6"/>
+          </w:tcPr>
+          <w:p>
+            <w:pPr>
+              <w:pStyle w:val="BodyText"/>
+            </w:pPr>
+            <w:r>
+              <w:rPr>
+                <w:b/>
+              </w:rPr>
+              <w:t xml:space="preserve">本期新增调度员</w:t>
+            </w:r>
+          </w:p>
+        </w:tc>
+      </w:tr>
+      <w:tr>
+        <w:tc>
+          <w:tcPr>
+            <w:tcW w:w="0" w:type="auto"/>
+          </w:tcPr>
+          <w:p>
+            <w:pPr>
+              <w:pStyle w:val="BodyText"/>
+            </w:pPr>
+            <w:r>
+              <w:t xml:space="preserve">A 城</w:t>
+            </w:r>
+          </w:p>
+        </w:tc>
+        <w:tc>
+          <w:tcPr>
+            <w:tcW w:w="0" w:type="auto"/>
+          </w:tcPr>
+          <w:p>
+            <w:pPr>
+              <w:pStyle w:val="BodyText"/>
+            </w:pPr>
+            <w:r>
+              <w:t xml:space="preserve">2.62</w:t>
+            </w:r>
+          </w:p>
+        </w:tc>
+        <w:tc>
+          <w:tcPr>
+            <w:tcW w:w="0" w:type="auto"/>
+          </w:tcPr>
+          <w:p>
+            <w:pPr>
+              <w:pStyle w:val="BodyText"/>
+            </w:pPr>
+            <w:r>
+              <w:t xml:space="preserve">2.58</w:t>
+            </w:r>
+          </w:p>
+        </w:tc>
+        <w:tc>
+          <w:tcPr>
+            <w:tcW w:w="0" w:type="auto"/>
+          </w:tcPr>
+          <w:p>
+            <w:pPr>
+              <w:pStyle w:val="BodyText"/>
+            </w:pPr>
+            <w:r>
+              <w:t xml:space="preserve">+0.04</w:t>
+            </w:r>
+          </w:p>
+        </w:tc>
+        <w:tc>
+          <w:tcPr>
+            <w:tcW w:w="0" w:type="auto"/>
+          </w:tcPr>
+          <w:p>
+            <w:pPr>
+              <w:pStyle w:val="BodyText"/>
+            </w:pPr>
+            <w:r>
+              <w:t xml:space="preserve">0 人</w:t>
+            </w:r>
+          </w:p>
+        </w:tc>
+      </w:tr>
+      <w:tr>
+        <w:tc>
+          <w:tcPr>
+            <w:tcW w:w="0" w:type="auto"/>
+          </w:tcPr>
+          <w:p>
+            <w:pPr>
+              <w:pStyle w:val="BodyText"/>
+            </w:pPr>
+            <w:r>
+              <w:t xml:space="preserve">B 城</w:t>
+            </w:r>
+          </w:p>
+        </w:tc>
+        <w:tc>
+          <w:tcPr>
+            <w:tcW w:w="0" w:type="auto"/>
+          </w:tcPr>
+          <w:p>
+            <w:pPr>
+              <w:pStyle w:val="BodyText"/>
+            </w:pPr>
+            <w:r>
+              <w:t xml:space="preserve">3.94</w:t>
+            </w:r>
+          </w:p>
+        </w:tc>
+        <w:tc>
+          <w:tcPr>
+            <w:tcW w:w="0" w:type="auto"/>
+          </w:tcPr>
+          <w:p>
+            <w:pPr>
+              <w:pStyle w:val="BodyText"/>
+            </w:pPr>
+            <w:r>
+              <w:t xml:space="preserve">2.51</w:t>
+            </w:r>
+          </w:p>
+        </w:tc>
+        <w:tc>
+          <w:tcPr>
+            <w:tcW w:w="0" w:type="auto"/>
+          </w:tcPr>
+          <w:p>
+            <w:pPr>
+              <w:pStyle w:val="BodyText"/>
+            </w:pPr>
+            <w:r>
+              <w:t xml:space="preserve">+1.43</w:t>
+            </w:r>
+          </w:p>
+        </w:tc>
+        <w:tc>
+          <w:tcPr>
+            <w:tcW w:w="0" w:type="auto"/>
+          </w:tcPr>
+          <w:p>
+            <w:pPr>
+              <w:pStyle w:val="BodyText"/>
+            </w:pPr>
+            <w:r>
+              <w:t xml:space="preserve">14 人</w:t>
+            </w:r>
+          </w:p>
+        </w:tc>
+      </w:tr>
+      <w:tr>
+        <w:tc>
+          <w:tcPr>
+            <w:tcW w:w="0" w:type="auto"/>
+          </w:tcPr>
+          <w:p>
+            <w:pPr>
+              <w:pStyle w:val="BodyText"/>
+            </w:pPr>
+            <w:r>
+              <w:t xml:space="preserve">C 城</w:t>
+            </w:r>
+          </w:p>
+        </w:tc>
+        <w:tc>
+          <w:tcPr>
+            <w:tcW w:w="0" w:type="auto"/>
+          </w:tcPr>
+          <w:p>
+            <w:pPr>
+              <w:pStyle w:val="BodyText"/>
+            </w:pPr>
+            <w:r>
+              <w:t xml:space="preserve">2.47</w:t>
+            </w:r>
+          </w:p>
+        </w:tc>
+        <w:tc>
+          <w:tcPr>
+            <w:tcW w:w="0" w:type="auto"/>
+          </w:tcPr>
+          <w:p>
+            <w:pPr>
+              <w:pStyle w:val="BodyText"/>
+            </w:pPr>
+            <w:r>
+              <w:t xml:space="preserve">2.44</w:t>
+            </w:r>
+          </w:p>
+        </w:tc>
+        <w:tc>
+          <w:tcPr>
+            <w:tcW w:w="0" w:type="auto"/>
+          </w:tcPr>
+          <w:p>
+            <w:pPr>
+              <w:pStyle w:val="BodyText"/>
+            </w:pPr>
+            <w:r>
+              <w:t xml:space="preserve">+0.03</w:t>
+            </w:r>
+          </w:p>
+        </w:tc>
+        <w:tc>
+          <w:tcPr>
+            <w:tcW w:w="0" w:type="auto"/>
+          </w:tcPr>
+          <w:p>
+            <w:pPr>
+              <w:pStyle w:val="BodyText"/>
+            </w:pPr>
+            <w:r>
+              <w:t xml:space="preserve">1 人</w:t>
+            </w:r>
+          </w:p>
+        </w:tc>
+      </w:tr>
+      <w:tr>
+        <w:tc>
+          <w:tcPr>
+            <w:tcW w:w="0" w:type="auto"/>
+          </w:tcPr>
+          <w:p>
+            <w:pPr>
+              <w:pStyle w:val="BodyText"/>
+            </w:pPr>
+            <w:r>
+              <w:t xml:space="preserve">D 城</w:t>
+            </w:r>
+          </w:p>
+        </w:tc>
+        <w:tc>
+          <w:tcPr>
+            <w:tcW w:w="0" w:type="auto"/>
+          </w:tcPr>
+          <w:p>
+            <w:pPr>
+              <w:pStyle w:val="BodyText"/>
+            </w:pPr>
+            <w:r>
+              <w:t xml:space="preserve">2.31</w:t>
+            </w:r>
+          </w:p>
+        </w:tc>
+        <w:tc>
+          <w:tcPr>
+            <w:tcW w:w="0" w:type="auto"/>
+          </w:tcPr>
+          <w:p>
+            <w:pPr>
+              <w:pStyle w:val="BodyText"/>
+            </w:pPr>
+            <w:r>
+              <w:t xml:space="preserve">2.38</w:t>
+            </w:r>
+          </w:p>
+        </w:tc>
+        <w:tc>
+          <w:tcPr>
+            <w:tcW w:w="0" w:type="auto"/>
+          </w:tcPr>
+          <w:p>
+            <w:pPr>
+              <w:pStyle w:val="BodyText"/>
+            </w:pPr>
+            <w:r>
+              <w:t xml:space="preserve">-0.07</w:t>
+            </w:r>
+          </w:p>
+        </w:tc>
+        <w:tc>
+          <w:tcPr>
+            <w:tcW w:w="0" w:type="auto"/>
+          </w:tcPr>
+          <w:p>
+            <w:pPr>
+              <w:pStyle w:val="BodyText"/>
+            </w:pPr>
+            <w:r>
+              <w:t xml:space="preserve">0 人</w:t>
+            </w:r>
+          </w:p>
+        </w:tc>
+      </w:tr>
+      <w:tr>
+        <w:tc>
+          <w:tcPr>
+            <w:tcW w:w="0" w:type="auto"/>
+          </w:tcPr>
+          <w:p>
+            <w:pPr>
+              <w:pStyle w:val="BodyText"/>
+            </w:pPr>
+            <w:r>
+              <w:t xml:space="preserve">E 城</w:t>
+            </w:r>
+          </w:p>
+        </w:tc>
+        <w:tc>
+          <w:tcPr>
+            <w:tcW w:w="0" w:type="auto"/>
+          </w:tcPr>
+          <w:p>
+            <w:pPr>
+              <w:pStyle w:val="BodyText"/>
+            </w:pPr>
+            <w:r>
+              <w:t xml:space="preserve">3.88</w:t>
+            </w:r>
+          </w:p>
+        </w:tc>
+        <w:tc>
+          <w:tcPr>
+            <w:tcW w:w="0" w:type="auto"/>
+          </w:tcPr>
+          <w:p>
+            <w:pPr>
+              <w:pStyle w:val="BodyText"/>
+            </w:pPr>
+            <w:r>
+              <w:t xml:space="preserve">2.36</w:t>
+            </w:r>
+          </w:p>
+        </w:tc>
+        <w:tc>
+          <w:tcPr>
+            <w:tcW w:w="0" w:type="auto"/>
+          </w:tcPr>
+          <w:p>
+            <w:pPr>
+              <w:pStyle w:val="BodyText"/>
+            </w:pPr>
+            <w:r>
+              <w:t xml:space="preserve">+1.52</w:t>
+            </w:r>
+          </w:p>
+        </w:tc>
+        <w:tc>
+          <w:tcPr>
+            <w:tcW w:w="0" w:type="auto"/>
+          </w:tcPr>
+          <w:p>
+            <w:pPr>
+              <w:pStyle w:val="BodyText"/>
+            </w:pPr>
+            <w:r>
+              <w:t xml:space="preserve">11 人</w:t>
+            </w:r>
+          </w:p>
+        </w:tc>
+      </w:tr>
+      <w:tr>
+        <w:tc>
+          <w:tcPr>
+            <w:tcW w:w="0" w:type="auto"/>
+          </w:tcPr>
+          <w:p>
+            <w:pPr>
+              <w:pStyle w:val="BodyText"/>
+            </w:pPr>
+            <w:r>
+              <w:t xml:space="preserve">F 城</w:t>
+            </w:r>
+          </w:p>
+        </w:tc>
+        <w:tc>
+          <w:tcPr>
+            <w:tcW w:w="0" w:type="auto"/>
+          </w:tcPr>
+          <w:p>
+            <w:pPr>
+              <w:pStyle w:val="BodyText"/>
+            </w:pPr>
+            <w:r>
+              <w:t xml:space="preserve">2.55</w:t>
+            </w:r>
+          </w:p>
+        </w:tc>
+        <w:tc>
+          <w:tcPr>
+            <w:tcW w:w="0" w:type="auto"/>
+          </w:tcPr>
+          <w:p>
+            <w:pPr>
+              <w:pStyle w:val="BodyText"/>
+            </w:pPr>
+            <w:r>
+              <w:t xml:space="preserve">2.51</w:t>
+            </w:r>
+          </w:p>
+        </w:tc>
+        <w:tc>
+          <w:tcPr>
+            <w:tcW w:w="0" w:type="auto"/>
+          </w:tcPr>
+          <w:p>
+            <w:pPr>
+              <w:pStyle w:val="BodyText"/>
+            </w:pPr>
+            <w:r>
+              <w:t xml:space="preserve">+0.04</w:t>
+            </w:r>
+          </w:p>
+        </w:tc>
+        <w:tc>
+          <w:tcPr>
+            <w:tcW w:w="0" w:type="auto"/>
+          </w:tcPr>
+          <w:p>
+            <w:pPr>
+              <w:pStyle w:val="BodyText"/>
+            </w:pPr>
+            <w:r>
+              <w:t xml:space="preserve">2 人</w:t>
+            </w:r>
+          </w:p>
+        </w:tc>
+      </w:tr>
+    </w:tbl>
+    <w:p/>
     <w:p>
       <w:pPr>
         <w:pStyle w:val="BodyText"/>
@@ -161,7 +902,7 @@
       <w:r>
         <w:drawing>
           <wp:inline distT="0" distB="0" distL="0" distR="0">
-            <wp:extent cx="5905500" cy="3333750"/>
+            <wp:extent cx="3409950" cy="1924050"/>
             <wp:docPr id="1000" name="调度周转与响应达标率趋势"/>
             <a:graphic>
               <a:graphicData uri="http://schemas.openxmlformats.org/drawingml/2006/picture">
@@ -179,7 +920,7 @@
                   <pic:spPr>
                     <a:xfrm>
                       <a:off x="0" y="0"/>
-                      <a:ext cx="5905500" cy="3333750"/>
+                      <a:ext cx="3409950" cy="1924050"/>
                     </a:xfrm>
                     <a:prstGeom prst="rect">
                       <a:avLst/>
@@ -213,6 +954,9 @@
         <w:pStyle w:val="BodyText"/>
       </w:pPr>
       <w:r>
+        <w:rPr>
+          <w:b/>
+        </w:rPr>
         <w:t xml:space="preserve">结论：响应达标率提升 10.5 个百分点，同时 P95 响应时长从 68 分钟拉长到 81 分钟。均值改善与长尾恶化同时发生，说明调度力量被集中投向了容易达标的近距离工单。</w:t>
       </w:r>
     </w:p>
@@ -229,57 +973,520 @@
         <w:pStyle w:val="BodyText"/>
       </w:pPr>
       <w:r>
-        <w:t xml:space="preserve">逐月数据（每行依次为：月份／工单量，万单／达标率／中位响应，分钟／P95 响应，分钟）。</w:t>
+        <w:t xml:space="preserve">逐月数据如下。</w:t>
       </w:r>
     </w:p>
-    <w:p>
-      <w:pPr>
-        <w:pStyle w:val="BodyText"/>
-      </w:pPr>
-      <w:r>
-        <w:t xml:space="preserve">1 月　　12.4　　71.0%　　37　　68</w:t>
-      </w:r>
-    </w:p>
-    <w:p>
-      <w:pPr>
-        <w:pStyle w:val="BodyText"/>
-      </w:pPr>
-      <w:r>
-        <w:t xml:space="preserve">2 月　　10.8　　74.0%　　35　　70</w:t>
-      </w:r>
-    </w:p>
-    <w:p>
-      <w:pPr>
-        <w:pStyle w:val="BodyText"/>
-      </w:pPr>
-      <w:r>
-        <w:t xml:space="preserve">3 月　　13.1　　73.0%　　36　　72</w:t>
-      </w:r>
-    </w:p>
-    <w:p>
-      <w:pPr>
-        <w:pStyle w:val="BodyText"/>
-      </w:pPr>
-      <w:r>
-        <w:t xml:space="preserve">4 月　　15.6　　82.0%　　31　　76</w:t>
-      </w:r>
-    </w:p>
-    <w:p>
-      <w:pPr>
-        <w:pStyle w:val="BodyText"/>
-      </w:pPr>
-      <w:r>
-        <w:t xml:space="preserve">5 月　　16.2　　86.0%　　29　　79</w:t>
-      </w:r>
-    </w:p>
-    <w:p>
-      <w:pPr>
-        <w:pStyle w:val="BodyText"/>
-      </w:pPr>
-      <w:r>
-        <w:t xml:space="preserve">6 月　　16.9　　88.0%　　28　　81</w:t>
-      </w:r>
-    </w:p>
+    <w:tbl>
+      <w:tblPr>
+        <w:tblStyle w:val="TableGrid"/>
+        <w:tblW w:w="0" w:type="auto"/>
+        <w:tblBorders>
+          <w:top w:val="single" w:sz="4" w:space="0" w:color="C7D5E3"/>
+          <w:left w:val="single" w:sz="4" w:space="0" w:color="C7D5E3"/>
+          <w:bottom w:val="single" w:sz="4" w:space="0" w:color="C7D5E3"/>
+          <w:right w:val="single" w:sz="4" w:space="0" w:color="C7D5E3"/>
+          <w:insideH w:val="single" w:sz="4" w:space="0" w:color="C7D5E3"/>
+          <w:insideV w:val="single" w:sz="4" w:space="0" w:color="C7D5E3"/>
+        </w:tblBorders>
+      </w:tblPr>
+      <w:tblGrid>
+        <w:gridCol w:w="1733"/>
+        <w:gridCol w:w="1733"/>
+        <w:gridCol w:w="1733"/>
+        <w:gridCol w:w="1733"/>
+        <w:gridCol w:w="1733"/>
+      </w:tblGrid>
+      <w:tr>
+        <w:tc>
+          <w:tcPr>
+            <w:tcW w:w="0" w:type="auto"/>
+            <w:shd w:val="clear" w:color="auto" w:fill="EAF0F6"/>
+          </w:tcPr>
+          <w:p>
+            <w:pPr>
+              <w:pStyle w:val="BodyText"/>
+            </w:pPr>
+            <w:r>
+              <w:rPr>
+                <w:b/>
+              </w:rPr>
+              <w:t xml:space="preserve">月份</w:t>
+            </w:r>
+          </w:p>
+        </w:tc>
+        <w:tc>
+          <w:tcPr>
+            <w:tcW w:w="0" w:type="auto"/>
+            <w:shd w:val="clear" w:color="auto" w:fill="EAF0F6"/>
+          </w:tcPr>
+          <w:p>
+            <w:pPr>
+              <w:pStyle w:val="BodyText"/>
+            </w:pPr>
+            <w:r>
+              <w:rPr>
+                <w:b/>
+              </w:rPr>
+              <w:t xml:space="preserve">工单量（万单）</w:t>
+            </w:r>
+          </w:p>
+        </w:tc>
+        <w:tc>
+          <w:tcPr>
+            <w:tcW w:w="0" w:type="auto"/>
+            <w:shd w:val="clear" w:color="auto" w:fill="EAF0F6"/>
+          </w:tcPr>
+          <w:p>
+            <w:pPr>
+              <w:pStyle w:val="BodyText"/>
+            </w:pPr>
+            <w:r>
+              <w:rPr>
+                <w:b/>
+              </w:rPr>
+              <w:t xml:space="preserve">达标率</w:t>
+            </w:r>
+          </w:p>
+        </w:tc>
+        <w:tc>
+          <w:tcPr>
+            <w:tcW w:w="0" w:type="auto"/>
+            <w:shd w:val="clear" w:color="auto" w:fill="EAF0F6"/>
+          </w:tcPr>
+          <w:p>
+            <w:pPr>
+              <w:pStyle w:val="BodyText"/>
+            </w:pPr>
+            <w:r>
+              <w:rPr>
+                <w:b/>
+              </w:rPr>
+              <w:t xml:space="preserve">中位响应（分钟）</w:t>
+            </w:r>
+          </w:p>
+        </w:tc>
+        <w:tc>
+          <w:tcPr>
+            <w:tcW w:w="0" w:type="auto"/>
+            <w:shd w:val="clear" w:color="auto" w:fill="EAF0F6"/>
+          </w:tcPr>
+          <w:p>
+            <w:pPr>
+              <w:pStyle w:val="BodyText"/>
+            </w:pPr>
+            <w:r>
+              <w:rPr>
+                <w:b/>
+              </w:rPr>
+              <w:t xml:space="preserve">P95 响应（分钟）</w:t>
+            </w:r>
+          </w:p>
+        </w:tc>
+      </w:tr>
+      <w:tr>
+        <w:tc>
+          <w:tcPr>
+            <w:tcW w:w="0" w:type="auto"/>
+          </w:tcPr>
+          <w:p>
+            <w:pPr>
+              <w:pStyle w:val="BodyText"/>
+            </w:pPr>
+            <w:r>
+              <w:t xml:space="preserve">1 月</w:t>
+            </w:r>
+          </w:p>
+        </w:tc>
+        <w:tc>
+          <w:tcPr>
+            <w:tcW w:w="0" w:type="auto"/>
+          </w:tcPr>
+          <w:p>
+            <w:pPr>
+              <w:pStyle w:val="BodyText"/>
+            </w:pPr>
+            <w:r>
+              <w:t xml:space="preserve">12.4</w:t>
+            </w:r>
+          </w:p>
+        </w:tc>
+        <w:tc>
+          <w:tcPr>
+            <w:tcW w:w="0" w:type="auto"/>
+          </w:tcPr>
+          <w:p>
+            <w:pPr>
+              <w:pStyle w:val="BodyText"/>
+            </w:pPr>
+            <w:r>
+              <w:t xml:space="preserve">71.0%</w:t>
+            </w:r>
+          </w:p>
+        </w:tc>
+        <w:tc>
+          <w:tcPr>
+            <w:tcW w:w="0" w:type="auto"/>
+          </w:tcPr>
+          <w:p>
+            <w:pPr>
+              <w:pStyle w:val="BodyText"/>
+            </w:pPr>
+            <w:r>
+              <w:t xml:space="preserve">37</w:t>
+            </w:r>
+          </w:p>
+        </w:tc>
+        <w:tc>
+          <w:tcPr>
+            <w:tcW w:w="0" w:type="auto"/>
+          </w:tcPr>
+          <w:p>
+            <w:pPr>
+              <w:pStyle w:val="BodyText"/>
+            </w:pPr>
+            <w:r>
+              <w:t xml:space="preserve">68</w:t>
+            </w:r>
+          </w:p>
+        </w:tc>
+      </w:tr>
+      <w:tr>
+        <w:tc>
+          <w:tcPr>
+            <w:tcW w:w="0" w:type="auto"/>
+          </w:tcPr>
+          <w:p>
+            <w:pPr>
+              <w:pStyle w:val="BodyText"/>
+            </w:pPr>
+            <w:r>
+              <w:t xml:space="preserve">2 月</w:t>
+            </w:r>
+          </w:p>
+        </w:tc>
+        <w:tc>
+          <w:tcPr>
+            <w:tcW w:w="0" w:type="auto"/>
+          </w:tcPr>
+          <w:p>
+            <w:pPr>
+              <w:pStyle w:val="BodyText"/>
+            </w:pPr>
+            <w:r>
+              <w:t xml:space="preserve">10.8</w:t>
+            </w:r>
+          </w:p>
+        </w:tc>
+        <w:tc>
+          <w:tcPr>
+            <w:tcW w:w="0" w:type="auto"/>
+          </w:tcPr>
+          <w:p>
+            <w:pPr>
+              <w:pStyle w:val="BodyText"/>
+            </w:pPr>
+            <w:r>
+              <w:t xml:space="preserve">74.0%</w:t>
+            </w:r>
+          </w:p>
+        </w:tc>
+        <w:tc>
+          <w:tcPr>
+            <w:tcW w:w="0" w:type="auto"/>
+          </w:tcPr>
+          <w:p>
+            <w:pPr>
+              <w:pStyle w:val="BodyText"/>
+            </w:pPr>
+            <w:r>
+              <w:t xml:space="preserve">35</w:t>
+            </w:r>
+          </w:p>
+        </w:tc>
+        <w:tc>
+          <w:tcPr>
+            <w:tcW w:w="0" w:type="auto"/>
+          </w:tcPr>
+          <w:p>
+            <w:pPr>
+              <w:pStyle w:val="BodyText"/>
+            </w:pPr>
+            <w:r>
+              <w:t xml:space="preserve">70</w:t>
+            </w:r>
+          </w:p>
+        </w:tc>
+      </w:tr>
+      <w:tr>
+        <w:tc>
+          <w:tcPr>
+            <w:tcW w:w="0" w:type="auto"/>
+          </w:tcPr>
+          <w:p>
+            <w:pPr>
+              <w:pStyle w:val="BodyText"/>
+            </w:pPr>
+            <w:r>
+              <w:t xml:space="preserve">3 月</w:t>
+            </w:r>
+          </w:p>
+        </w:tc>
+        <w:tc>
+          <w:tcPr>
+            <w:tcW w:w="0" w:type="auto"/>
+          </w:tcPr>
+          <w:p>
+            <w:pPr>
+              <w:pStyle w:val="BodyText"/>
+            </w:pPr>
+            <w:r>
+              <w:t xml:space="preserve">13.1</w:t>
+            </w:r>
+          </w:p>
+        </w:tc>
+        <w:tc>
+          <w:tcPr>
+            <w:tcW w:w="0" w:type="auto"/>
+          </w:tcPr>
+          <w:p>
+            <w:pPr>
+              <w:pStyle w:val="BodyText"/>
+            </w:pPr>
+            <w:r>
+              <w:t xml:space="preserve">73.0%</w:t>
+            </w:r>
+          </w:p>
+        </w:tc>
+        <w:tc>
+          <w:tcPr>
+            <w:tcW w:w="0" w:type="auto"/>
+          </w:tcPr>
+          <w:p>
+            <w:pPr>
+              <w:pStyle w:val="BodyText"/>
+            </w:pPr>
+            <w:r>
+              <w:t xml:space="preserve">36</w:t>
+            </w:r>
+          </w:p>
+        </w:tc>
+        <w:tc>
+          <w:tcPr>
+            <w:tcW w:w="0" w:type="auto"/>
+          </w:tcPr>
+          <w:p>
+            <w:pPr>
+              <w:pStyle w:val="BodyText"/>
+            </w:pPr>
+            <w:r>
+              <w:t xml:space="preserve">72</w:t>
+            </w:r>
+          </w:p>
+        </w:tc>
+      </w:tr>
+      <w:tr>
+        <w:tc>
+          <w:tcPr>
+            <w:tcW w:w="0" w:type="auto"/>
+          </w:tcPr>
+          <w:p>
+            <w:pPr>
+              <w:pStyle w:val="BodyText"/>
+            </w:pPr>
+            <w:r>
+              <w:t xml:space="preserve">4 月</w:t>
+            </w:r>
+          </w:p>
+        </w:tc>
+        <w:tc>
+          <w:tcPr>
+            <w:tcW w:w="0" w:type="auto"/>
+          </w:tcPr>
+          <w:p>
+            <w:pPr>
+              <w:pStyle w:val="BodyText"/>
+            </w:pPr>
+            <w:r>
+              <w:t xml:space="preserve">15.6</w:t>
+            </w:r>
+          </w:p>
+        </w:tc>
+        <w:tc>
+          <w:tcPr>
+            <w:tcW w:w="0" w:type="auto"/>
+          </w:tcPr>
+          <w:p>
+            <w:pPr>
+              <w:pStyle w:val="BodyText"/>
+            </w:pPr>
+            <w:r>
+              <w:t xml:space="preserve">82.0%</w:t>
+            </w:r>
+          </w:p>
+        </w:tc>
+        <w:tc>
+          <w:tcPr>
+            <w:tcW w:w="0" w:type="auto"/>
+          </w:tcPr>
+          <w:p>
+            <w:pPr>
+              <w:pStyle w:val="BodyText"/>
+            </w:pPr>
+            <w:r>
+              <w:t xml:space="preserve">31</w:t>
+            </w:r>
+          </w:p>
+        </w:tc>
+        <w:tc>
+          <w:tcPr>
+            <w:tcW w:w="0" w:type="auto"/>
+          </w:tcPr>
+          <w:p>
+            <w:pPr>
+              <w:pStyle w:val="BodyText"/>
+            </w:pPr>
+            <w:r>
+              <w:t xml:space="preserve">76</w:t>
+            </w:r>
+          </w:p>
+        </w:tc>
+      </w:tr>
+      <w:tr>
+        <w:tc>
+          <w:tcPr>
+            <w:tcW w:w="0" w:type="auto"/>
+          </w:tcPr>
+          <w:p>
+            <w:pPr>
+              <w:pStyle w:val="BodyText"/>
+            </w:pPr>
+            <w:r>
+              <w:t xml:space="preserve">5 月</w:t>
+            </w:r>
+          </w:p>
+        </w:tc>
+        <w:tc>
+          <w:tcPr>
+            <w:tcW w:w="0" w:type="auto"/>
+          </w:tcPr>
+          <w:p>
+            <w:pPr>
+              <w:pStyle w:val="BodyText"/>
+            </w:pPr>
+            <w:r>
+              <w:t xml:space="preserve">16.2</w:t>
+            </w:r>
+          </w:p>
+        </w:tc>
+        <w:tc>
+          <w:tcPr>
+            <w:tcW w:w="0" w:type="auto"/>
+          </w:tcPr>
+          <w:p>
+            <w:pPr>
+              <w:pStyle w:val="BodyText"/>
+            </w:pPr>
+            <w:r>
+              <w:t xml:space="preserve">86.0%</w:t>
+            </w:r>
+          </w:p>
+        </w:tc>
+        <w:tc>
+          <w:tcPr>
+            <w:tcW w:w="0" w:type="auto"/>
+          </w:tcPr>
+          <w:p>
+            <w:pPr>
+              <w:pStyle w:val="BodyText"/>
+            </w:pPr>
+            <w:r>
+              <w:t xml:space="preserve">29</w:t>
+            </w:r>
+          </w:p>
+        </w:tc>
+        <w:tc>
+          <w:tcPr>
+            <w:tcW w:w="0" w:type="auto"/>
+          </w:tcPr>
+          <w:p>
+            <w:pPr>
+              <w:pStyle w:val="BodyText"/>
+            </w:pPr>
+            <w:r>
+              <w:t xml:space="preserve">79</w:t>
+            </w:r>
+          </w:p>
+        </w:tc>
+      </w:tr>
+      <w:tr>
+        <w:tc>
+          <w:tcPr>
+            <w:tcW w:w="0" w:type="auto"/>
+          </w:tcPr>
+          <w:p>
+            <w:pPr>
+              <w:pStyle w:val="BodyText"/>
+            </w:pPr>
+            <w:r>
+              <w:t xml:space="preserve">6 月</w:t>
+            </w:r>
+          </w:p>
+        </w:tc>
+        <w:tc>
+          <w:tcPr>
+            <w:tcW w:w="0" w:type="auto"/>
+          </w:tcPr>
+          <w:p>
+            <w:pPr>
+              <w:pStyle w:val="BodyText"/>
+            </w:pPr>
+            <w:r>
+              <w:t xml:space="preserve">16.9</w:t>
+            </w:r>
+          </w:p>
+        </w:tc>
+        <w:tc>
+          <w:tcPr>
+            <w:tcW w:w="0" w:type="auto"/>
+          </w:tcPr>
+          <w:p>
+            <w:pPr>
+              <w:pStyle w:val="BodyText"/>
+            </w:pPr>
+            <w:r>
+              <w:t xml:space="preserve">88.0%</w:t>
+            </w:r>
+          </w:p>
+        </w:tc>
+        <w:tc>
+          <w:tcPr>
+            <w:tcW w:w="0" w:type="auto"/>
+          </w:tcPr>
+          <w:p>
+            <w:pPr>
+              <w:pStyle w:val="BodyText"/>
+            </w:pPr>
+            <w:r>
+              <w:t xml:space="preserve">28</w:t>
+            </w:r>
+          </w:p>
+        </w:tc>
+        <w:tc>
+          <w:tcPr>
+            <w:tcW w:w="0" w:type="auto"/>
+          </w:tcPr>
+          <w:p>
+            <w:pPr>
+              <w:pStyle w:val="BodyText"/>
+            </w:pPr>
+            <w:r>
+              <w:t xml:space="preserve">81</w:t>
+            </w:r>
+          </w:p>
+        </w:tc>
+      </w:tr>
+    </w:tbl>
+    <w:p/>
     <w:p>
       <w:pPr>
         <w:pStyle w:val="BodyText"/>
@@ -301,6 +1508,9 @@
         <w:pStyle w:val="BodyText"/>
       </w:pPr>
       <w:r>
+        <w:rPr>
+          <w:b/>
+        </w:rPr>
         <w:t xml:space="preserve">结论：单次调度成本下降 13.0%，但调度总支出同比上升 21.4%，原因是调度次数增加了 39.6%。以单次成本作为成本控制成效的证据，与预算口径不一致。</w:t>
       </w:r>
     </w:p>
@@ -317,41 +1527,316 @@
         <w:pStyle w:val="BodyText"/>
       </w:pPr>
       <w:r>
-        <w:t xml:space="preserve">成本构成（每行依次为：成本项／上半年，万元／占比／同比）。</w:t>
+        <w:t xml:space="preserve">成本构成如下。</w:t>
       </w:r>
     </w:p>
-    <w:p>
-      <w:pPr>
-        <w:pStyle w:val="BodyText"/>
-      </w:pPr>
-      <w:r>
-        <w:t xml:space="preserve">调度员薪酬与社保　　1 842　　58.3%　　+34.2%</w:t>
-      </w:r>
-    </w:p>
-    <w:p>
-      <w:pPr>
-        <w:pStyle w:val="BodyText"/>
-      </w:pPr>
-      <w:r>
-        <w:t xml:space="preserve">车辆折旧与油电　　706　　22.3%　　+9.1%</w:t>
-      </w:r>
-    </w:p>
-    <w:p>
-      <w:pPr>
-        <w:pStyle w:val="BodyText"/>
-      </w:pPr>
-      <w:r>
-        <w:t xml:space="preserve">第三方众包结算　　613　　19.4%　　+6.8%</w:t>
-      </w:r>
-    </w:p>
-    <w:p>
-      <w:pPr>
-        <w:pStyle w:val="BodyText"/>
-      </w:pPr>
-      <w:r>
-        <w:t xml:space="preserve">合计　　3 161　　100%　　+21.4%</w:t>
-      </w:r>
-    </w:p>
+    <w:tbl>
+      <w:tblPr>
+        <w:tblStyle w:val="TableGrid"/>
+        <w:tblW w:w="0" w:type="auto"/>
+        <w:tblBorders>
+          <w:top w:val="single" w:sz="4" w:space="0" w:color="C7D5E3"/>
+          <w:left w:val="single" w:sz="4" w:space="0" w:color="C7D5E3"/>
+          <w:bottom w:val="single" w:sz="4" w:space="0" w:color="C7D5E3"/>
+          <w:right w:val="single" w:sz="4" w:space="0" w:color="C7D5E3"/>
+          <w:insideH w:val="single" w:sz="4" w:space="0" w:color="C7D5E3"/>
+          <w:insideV w:val="single" w:sz="4" w:space="0" w:color="C7D5E3"/>
+        </w:tblBorders>
+      </w:tblPr>
+      <w:tblGrid>
+        <w:gridCol w:w="2167"/>
+        <w:gridCol w:w="2167"/>
+        <w:gridCol w:w="2167"/>
+        <w:gridCol w:w="2167"/>
+      </w:tblGrid>
+      <w:tr>
+        <w:tc>
+          <w:tcPr>
+            <w:tcW w:w="0" w:type="auto"/>
+            <w:shd w:val="clear" w:color="auto" w:fill="EAF0F6"/>
+          </w:tcPr>
+          <w:p>
+            <w:pPr>
+              <w:pStyle w:val="BodyText"/>
+            </w:pPr>
+            <w:r>
+              <w:rPr>
+                <w:b/>
+              </w:rPr>
+              <w:t xml:space="preserve">成本项</w:t>
+            </w:r>
+          </w:p>
+        </w:tc>
+        <w:tc>
+          <w:tcPr>
+            <w:tcW w:w="0" w:type="auto"/>
+            <w:shd w:val="clear" w:color="auto" w:fill="EAF0F6"/>
+          </w:tcPr>
+          <w:p>
+            <w:pPr>
+              <w:pStyle w:val="BodyText"/>
+            </w:pPr>
+            <w:r>
+              <w:rPr>
+                <w:b/>
+              </w:rPr>
+              <w:t xml:space="preserve">上半年（万元）</w:t>
+            </w:r>
+          </w:p>
+        </w:tc>
+        <w:tc>
+          <w:tcPr>
+            <w:tcW w:w="0" w:type="auto"/>
+            <w:shd w:val="clear" w:color="auto" w:fill="EAF0F6"/>
+          </w:tcPr>
+          <w:p>
+            <w:pPr>
+              <w:pStyle w:val="BodyText"/>
+            </w:pPr>
+            <w:r>
+              <w:rPr>
+                <w:b/>
+              </w:rPr>
+              <w:t xml:space="preserve">占比</w:t>
+            </w:r>
+          </w:p>
+        </w:tc>
+        <w:tc>
+          <w:tcPr>
+            <w:tcW w:w="0" w:type="auto"/>
+            <w:shd w:val="clear" w:color="auto" w:fill="EAF0F6"/>
+          </w:tcPr>
+          <w:p>
+            <w:pPr>
+              <w:pStyle w:val="BodyText"/>
+            </w:pPr>
+            <w:r>
+              <w:rPr>
+                <w:b/>
+              </w:rPr>
+              <w:t xml:space="preserve">同比</w:t>
+            </w:r>
+          </w:p>
+        </w:tc>
+      </w:tr>
+      <w:tr>
+        <w:tc>
+          <w:tcPr>
+            <w:tcW w:w="0" w:type="auto"/>
+          </w:tcPr>
+          <w:p>
+            <w:pPr>
+              <w:pStyle w:val="BodyText"/>
+            </w:pPr>
+            <w:r>
+              <w:t xml:space="preserve">调度员薪酬与社保</w:t>
+            </w:r>
+          </w:p>
+        </w:tc>
+        <w:tc>
+          <w:tcPr>
+            <w:tcW w:w="0" w:type="auto"/>
+          </w:tcPr>
+          <w:p>
+            <w:pPr>
+              <w:pStyle w:val="BodyText"/>
+            </w:pPr>
+            <w:r>
+              <w:t xml:space="preserve">1 842</w:t>
+            </w:r>
+          </w:p>
+        </w:tc>
+        <w:tc>
+          <w:tcPr>
+            <w:tcW w:w="0" w:type="auto"/>
+          </w:tcPr>
+          <w:p>
+            <w:pPr>
+              <w:pStyle w:val="BodyText"/>
+            </w:pPr>
+            <w:r>
+              <w:t xml:space="preserve">58.3%</w:t>
+            </w:r>
+          </w:p>
+        </w:tc>
+        <w:tc>
+          <w:tcPr>
+            <w:tcW w:w="0" w:type="auto"/>
+          </w:tcPr>
+          <w:p>
+            <w:pPr>
+              <w:pStyle w:val="BodyText"/>
+            </w:pPr>
+            <w:r>
+              <w:t xml:space="preserve">+34.2%</w:t>
+            </w:r>
+          </w:p>
+        </w:tc>
+      </w:tr>
+      <w:tr>
+        <w:tc>
+          <w:tcPr>
+            <w:tcW w:w="0" w:type="auto"/>
+          </w:tcPr>
+          <w:p>
+            <w:pPr>
+              <w:pStyle w:val="BodyText"/>
+            </w:pPr>
+            <w:r>
+              <w:t xml:space="preserve">车辆折旧与油电</w:t>
+            </w:r>
+          </w:p>
+        </w:tc>
+        <w:tc>
+          <w:tcPr>
+            <w:tcW w:w="0" w:type="auto"/>
+          </w:tcPr>
+          <w:p>
+            <w:pPr>
+              <w:pStyle w:val="BodyText"/>
+            </w:pPr>
+            <w:r>
+              <w:t xml:space="preserve">706</w:t>
+            </w:r>
+          </w:p>
+        </w:tc>
+        <w:tc>
+          <w:tcPr>
+            <w:tcW w:w="0" w:type="auto"/>
+          </w:tcPr>
+          <w:p>
+            <w:pPr>
+              <w:pStyle w:val="BodyText"/>
+            </w:pPr>
+            <w:r>
+              <w:t xml:space="preserve">22.3%</w:t>
+            </w:r>
+          </w:p>
+        </w:tc>
+        <w:tc>
+          <w:tcPr>
+            <w:tcW w:w="0" w:type="auto"/>
+          </w:tcPr>
+          <w:p>
+            <w:pPr>
+              <w:pStyle w:val="BodyText"/>
+            </w:pPr>
+            <w:r>
+              <w:t xml:space="preserve">+9.1%</w:t>
+            </w:r>
+          </w:p>
+        </w:tc>
+      </w:tr>
+      <w:tr>
+        <w:tc>
+          <w:tcPr>
+            <w:tcW w:w="0" w:type="auto"/>
+          </w:tcPr>
+          <w:p>
+            <w:pPr>
+              <w:pStyle w:val="BodyText"/>
+            </w:pPr>
+            <w:r>
+              <w:t xml:space="preserve">第三方众包结算</w:t>
+            </w:r>
+          </w:p>
+        </w:tc>
+        <w:tc>
+          <w:tcPr>
+            <w:tcW w:w="0" w:type="auto"/>
+          </w:tcPr>
+          <w:p>
+            <w:pPr>
+              <w:pStyle w:val="BodyText"/>
+            </w:pPr>
+            <w:r>
+              <w:t xml:space="preserve">613</w:t>
+            </w:r>
+          </w:p>
+        </w:tc>
+        <w:tc>
+          <w:tcPr>
+            <w:tcW w:w="0" w:type="auto"/>
+          </w:tcPr>
+          <w:p>
+            <w:pPr>
+              <w:pStyle w:val="BodyText"/>
+            </w:pPr>
+            <w:r>
+              <w:t xml:space="preserve">19.4%</w:t>
+            </w:r>
+          </w:p>
+        </w:tc>
+        <w:tc>
+          <w:tcPr>
+            <w:tcW w:w="0" w:type="auto"/>
+          </w:tcPr>
+          <w:p>
+            <w:pPr>
+              <w:pStyle w:val="BodyText"/>
+            </w:pPr>
+            <w:r>
+              <w:t xml:space="preserve">+6.8%</w:t>
+            </w:r>
+          </w:p>
+        </w:tc>
+      </w:tr>
+      <w:tr>
+        <w:tc>
+          <w:tcPr>
+            <w:tcW w:w="0" w:type="auto"/>
+          </w:tcPr>
+          <w:p>
+            <w:pPr>
+              <w:pStyle w:val="BodyText"/>
+            </w:pPr>
+            <w:r>
+              <w:t xml:space="preserve">合计</w:t>
+            </w:r>
+          </w:p>
+        </w:tc>
+        <w:tc>
+          <w:tcPr>
+            <w:tcW w:w="0" w:type="auto"/>
+          </w:tcPr>
+          <w:p>
+            <w:pPr>
+              <w:pStyle w:val="BodyText"/>
+            </w:pPr>
+            <w:r>
+              <w:t xml:space="preserve">3 161</w:t>
+            </w:r>
+          </w:p>
+        </w:tc>
+        <w:tc>
+          <w:tcPr>
+            <w:tcW w:w="0" w:type="auto"/>
+          </w:tcPr>
+          <w:p>
+            <w:pPr>
+              <w:pStyle w:val="BodyText"/>
+            </w:pPr>
+            <w:r>
+              <w:t xml:space="preserve">100%</w:t>
+            </w:r>
+          </w:p>
+        </w:tc>
+        <w:tc>
+          <w:tcPr>
+            <w:tcW w:w="0" w:type="auto"/>
+          </w:tcPr>
+          <w:p>
+            <w:pPr>
+              <w:pStyle w:val="BodyText"/>
+            </w:pPr>
+            <w:r>
+              <w:t xml:space="preserve">+21.4%</w:t>
+            </w:r>
+          </w:p>
+        </w:tc>
+      </w:tr>
+    </w:tbl>
+    <w:p/>
     <w:p>
       <w:pPr>
         <w:pStyle w:val="BodyText"/>
@@ -373,6 +1858,9 @@
         <w:pStyle w:val="BodyText"/>
       </w:pPr>
       <w:r>
+        <w:rPr>
+          <w:b/>
+        </w:rPr>
         <w:t xml:space="preserve">结论：日均淤积点从 203 处降至 126 处，但同一地点七日内再次淤积的比例仍为 41%，与去年同期的 43% 无显著差异。治理是在清运，不是在消解成因。</w:t>
       </w:r>
     </w:p>
@@ -389,49 +1877,453 @@
         <w:pStyle w:val="BodyText"/>
       </w:pPr>
       <w:r>
-        <w:t xml:space="preserve">分场景数据（每行依次为：场景类型／日均淤积点／同比／七日复现率／主要成因）。</w:t>
+        <w:t xml:space="preserve">分场景数据如下。</w:t>
       </w:r>
     </w:p>
-    <w:p>
-      <w:pPr>
-        <w:pStyle w:val="BodyText"/>
-      </w:pPr>
-      <w:r>
-        <w:t xml:space="preserve">地铁站出入口　　47 处　　-31%　　58%　　早高峰单向潮汐</w:t>
-      </w:r>
-    </w:p>
-    <w:p>
-      <w:pPr>
-        <w:pStyle w:val="BodyText"/>
-      </w:pPr>
-      <w:r>
-        <w:t xml:space="preserve">写字楼聚集区　　34 处　　-42%　　39%　　午间集中借还</w:t>
-      </w:r>
-    </w:p>
-    <w:p>
-      <w:pPr>
-        <w:pStyle w:val="BodyText"/>
-      </w:pPr>
-      <w:r>
-        <w:t xml:space="preserve">高校校门　　21 处　　-45%　　36%　　作息集中</w:t>
-      </w:r>
-    </w:p>
-    <w:p>
-      <w:pPr>
-        <w:pStyle w:val="BodyText"/>
-      </w:pPr>
-      <w:r>
-        <w:t xml:space="preserve">商圈临街　　16 处　　-38%　　27%　　夜间滞留</w:t>
-      </w:r>
-    </w:p>
-    <w:p>
-      <w:pPr>
-        <w:pStyle w:val="BodyText"/>
-      </w:pPr>
-      <w:r>
-        <w:t xml:space="preserve">其他散点　　8 处　　-52%　　18%　　无集中成因</w:t>
-      </w:r>
-    </w:p>
+    <w:tbl>
+      <w:tblPr>
+        <w:tblStyle w:val="TableGrid"/>
+        <w:tblW w:w="0" w:type="auto"/>
+        <w:tblBorders>
+          <w:top w:val="single" w:sz="4" w:space="0" w:color="C7D5E3"/>
+          <w:left w:val="single" w:sz="4" w:space="0" w:color="C7D5E3"/>
+          <w:bottom w:val="single" w:sz="4" w:space="0" w:color="C7D5E3"/>
+          <w:right w:val="single" w:sz="4" w:space="0" w:color="C7D5E3"/>
+          <w:insideH w:val="single" w:sz="4" w:space="0" w:color="C7D5E3"/>
+          <w:insideV w:val="single" w:sz="4" w:space="0" w:color="C7D5E3"/>
+        </w:tblBorders>
+      </w:tblPr>
+      <w:tblGrid>
+        <w:gridCol w:w="1733"/>
+        <w:gridCol w:w="1733"/>
+        <w:gridCol w:w="1733"/>
+        <w:gridCol w:w="1733"/>
+        <w:gridCol w:w="1733"/>
+      </w:tblGrid>
+      <w:tr>
+        <w:tc>
+          <w:tcPr>
+            <w:tcW w:w="0" w:type="auto"/>
+            <w:shd w:val="clear" w:color="auto" w:fill="EAF0F6"/>
+          </w:tcPr>
+          <w:p>
+            <w:pPr>
+              <w:pStyle w:val="BodyText"/>
+            </w:pPr>
+            <w:r>
+              <w:rPr>
+                <w:b/>
+              </w:rPr>
+              <w:t xml:space="preserve">场景类型</w:t>
+            </w:r>
+          </w:p>
+        </w:tc>
+        <w:tc>
+          <w:tcPr>
+            <w:tcW w:w="0" w:type="auto"/>
+            <w:shd w:val="clear" w:color="auto" w:fill="EAF0F6"/>
+          </w:tcPr>
+          <w:p>
+            <w:pPr>
+              <w:pStyle w:val="BodyText"/>
+            </w:pPr>
+            <w:r>
+              <w:rPr>
+                <w:b/>
+              </w:rPr>
+              <w:t xml:space="preserve">日均淤积点</w:t>
+            </w:r>
+          </w:p>
+        </w:tc>
+        <w:tc>
+          <w:tcPr>
+            <w:tcW w:w="0" w:type="auto"/>
+            <w:shd w:val="clear" w:color="auto" w:fill="EAF0F6"/>
+          </w:tcPr>
+          <w:p>
+            <w:pPr>
+              <w:pStyle w:val="BodyText"/>
+            </w:pPr>
+            <w:r>
+              <w:rPr>
+                <w:b/>
+              </w:rPr>
+              <w:t xml:space="preserve">同比</w:t>
+            </w:r>
+          </w:p>
+        </w:tc>
+        <w:tc>
+          <w:tcPr>
+            <w:tcW w:w="0" w:type="auto"/>
+            <w:shd w:val="clear" w:color="auto" w:fill="EAF0F6"/>
+          </w:tcPr>
+          <w:p>
+            <w:pPr>
+              <w:pStyle w:val="BodyText"/>
+            </w:pPr>
+            <w:r>
+              <w:rPr>
+                <w:b/>
+              </w:rPr>
+              <w:t xml:space="preserve">七日复现率</w:t>
+            </w:r>
+          </w:p>
+        </w:tc>
+        <w:tc>
+          <w:tcPr>
+            <w:tcW w:w="0" w:type="auto"/>
+            <w:shd w:val="clear" w:color="auto" w:fill="EAF0F6"/>
+          </w:tcPr>
+          <w:p>
+            <w:pPr>
+              <w:pStyle w:val="BodyText"/>
+            </w:pPr>
+            <w:r>
+              <w:rPr>
+                <w:b/>
+              </w:rPr>
+              <w:t xml:space="preserve">主要成因</w:t>
+            </w:r>
+          </w:p>
+        </w:tc>
+      </w:tr>
+      <w:tr>
+        <w:tc>
+          <w:tcPr>
+            <w:tcW w:w="0" w:type="auto"/>
+          </w:tcPr>
+          <w:p>
+            <w:pPr>
+              <w:pStyle w:val="BodyText"/>
+            </w:pPr>
+            <w:r>
+              <w:t xml:space="preserve">地铁站出入口</w:t>
+            </w:r>
+          </w:p>
+        </w:tc>
+        <w:tc>
+          <w:tcPr>
+            <w:tcW w:w="0" w:type="auto"/>
+          </w:tcPr>
+          <w:p>
+            <w:pPr>
+              <w:pStyle w:val="BodyText"/>
+            </w:pPr>
+            <w:r>
+              <w:t xml:space="preserve">47 处</w:t>
+            </w:r>
+          </w:p>
+        </w:tc>
+        <w:tc>
+          <w:tcPr>
+            <w:tcW w:w="0" w:type="auto"/>
+          </w:tcPr>
+          <w:p>
+            <w:pPr>
+              <w:pStyle w:val="BodyText"/>
+            </w:pPr>
+            <w:r>
+              <w:t xml:space="preserve">-31%</w:t>
+            </w:r>
+          </w:p>
+        </w:tc>
+        <w:tc>
+          <w:tcPr>
+            <w:tcW w:w="0" w:type="auto"/>
+          </w:tcPr>
+          <w:p>
+            <w:pPr>
+              <w:pStyle w:val="BodyText"/>
+            </w:pPr>
+            <w:r>
+              <w:t xml:space="preserve">58%</w:t>
+            </w:r>
+          </w:p>
+        </w:tc>
+        <w:tc>
+          <w:tcPr>
+            <w:tcW w:w="0" w:type="auto"/>
+          </w:tcPr>
+          <w:p>
+            <w:pPr>
+              <w:pStyle w:val="BodyText"/>
+            </w:pPr>
+            <w:r>
+              <w:t xml:space="preserve">早高峰单向潮汐</w:t>
+            </w:r>
+          </w:p>
+        </w:tc>
+      </w:tr>
+      <w:tr>
+        <w:tc>
+          <w:tcPr>
+            <w:tcW w:w="0" w:type="auto"/>
+          </w:tcPr>
+          <w:p>
+            <w:pPr>
+              <w:pStyle w:val="BodyText"/>
+            </w:pPr>
+            <w:r>
+              <w:t xml:space="preserve">写字楼聚集区</w:t>
+            </w:r>
+          </w:p>
+        </w:tc>
+        <w:tc>
+          <w:tcPr>
+            <w:tcW w:w="0" w:type="auto"/>
+          </w:tcPr>
+          <w:p>
+            <w:pPr>
+              <w:pStyle w:val="BodyText"/>
+            </w:pPr>
+            <w:r>
+              <w:t xml:space="preserve">34 处</w:t>
+            </w:r>
+          </w:p>
+        </w:tc>
+        <w:tc>
+          <w:tcPr>
+            <w:tcW w:w="0" w:type="auto"/>
+          </w:tcPr>
+          <w:p>
+            <w:pPr>
+              <w:pStyle w:val="BodyText"/>
+            </w:pPr>
+            <w:r>
+              <w:t xml:space="preserve">-42%</w:t>
+            </w:r>
+          </w:p>
+        </w:tc>
+        <w:tc>
+          <w:tcPr>
+            <w:tcW w:w="0" w:type="auto"/>
+          </w:tcPr>
+          <w:p>
+            <w:pPr>
+              <w:pStyle w:val="BodyText"/>
+            </w:pPr>
+            <w:r>
+              <w:t xml:space="preserve">39%</w:t>
+            </w:r>
+          </w:p>
+        </w:tc>
+        <w:tc>
+          <w:tcPr>
+            <w:tcW w:w="0" w:type="auto"/>
+          </w:tcPr>
+          <w:p>
+            <w:pPr>
+              <w:pStyle w:val="BodyText"/>
+            </w:pPr>
+            <w:r>
+              <w:t xml:space="preserve">午间集中借还</w:t>
+            </w:r>
+          </w:p>
+        </w:tc>
+      </w:tr>
+      <w:tr>
+        <w:tc>
+          <w:tcPr>
+            <w:tcW w:w="0" w:type="auto"/>
+          </w:tcPr>
+          <w:p>
+            <w:pPr>
+              <w:pStyle w:val="BodyText"/>
+            </w:pPr>
+            <w:r>
+              <w:t xml:space="preserve">高校校门</w:t>
+            </w:r>
+          </w:p>
+        </w:tc>
+        <w:tc>
+          <w:tcPr>
+            <w:tcW w:w="0" w:type="auto"/>
+          </w:tcPr>
+          <w:p>
+            <w:pPr>
+              <w:pStyle w:val="BodyText"/>
+            </w:pPr>
+            <w:r>
+              <w:t xml:space="preserve">21 处</w:t>
+            </w:r>
+          </w:p>
+        </w:tc>
+        <w:tc>
+          <w:tcPr>
+            <w:tcW w:w="0" w:type="auto"/>
+          </w:tcPr>
+          <w:p>
+            <w:pPr>
+              <w:pStyle w:val="BodyText"/>
+            </w:pPr>
+            <w:r>
+              <w:t xml:space="preserve">-45%</w:t>
+            </w:r>
+          </w:p>
+        </w:tc>
+        <w:tc>
+          <w:tcPr>
+            <w:tcW w:w="0" w:type="auto"/>
+          </w:tcPr>
+          <w:p>
+            <w:pPr>
+              <w:pStyle w:val="BodyText"/>
+            </w:pPr>
+            <w:r>
+              <w:t xml:space="preserve">36%</w:t>
+            </w:r>
+          </w:p>
+        </w:tc>
+        <w:tc>
+          <w:tcPr>
+            <w:tcW w:w="0" w:type="auto"/>
+          </w:tcPr>
+          <w:p>
+            <w:pPr>
+              <w:pStyle w:val="BodyText"/>
+            </w:pPr>
+            <w:r>
+              <w:t xml:space="preserve">作息集中</w:t>
+            </w:r>
+          </w:p>
+        </w:tc>
+      </w:tr>
+      <w:tr>
+        <w:tc>
+          <w:tcPr>
+            <w:tcW w:w="0" w:type="auto"/>
+          </w:tcPr>
+          <w:p>
+            <w:pPr>
+              <w:pStyle w:val="BodyText"/>
+            </w:pPr>
+            <w:r>
+              <w:t xml:space="preserve">商圈临街</w:t>
+            </w:r>
+          </w:p>
+        </w:tc>
+        <w:tc>
+          <w:tcPr>
+            <w:tcW w:w="0" w:type="auto"/>
+          </w:tcPr>
+          <w:p>
+            <w:pPr>
+              <w:pStyle w:val="BodyText"/>
+            </w:pPr>
+            <w:r>
+              <w:t xml:space="preserve">16 处</w:t>
+            </w:r>
+          </w:p>
+        </w:tc>
+        <w:tc>
+          <w:tcPr>
+            <w:tcW w:w="0" w:type="auto"/>
+          </w:tcPr>
+          <w:p>
+            <w:pPr>
+              <w:pStyle w:val="BodyText"/>
+            </w:pPr>
+            <w:r>
+              <w:t xml:space="preserve">-38%</w:t>
+            </w:r>
+          </w:p>
+        </w:tc>
+        <w:tc>
+          <w:tcPr>
+            <w:tcW w:w="0" w:type="auto"/>
+          </w:tcPr>
+          <w:p>
+            <w:pPr>
+              <w:pStyle w:val="BodyText"/>
+            </w:pPr>
+            <w:r>
+              <w:t xml:space="preserve">27%</w:t>
+            </w:r>
+          </w:p>
+        </w:tc>
+        <w:tc>
+          <w:tcPr>
+            <w:tcW w:w="0" w:type="auto"/>
+          </w:tcPr>
+          <w:p>
+            <w:pPr>
+              <w:pStyle w:val="BodyText"/>
+            </w:pPr>
+            <w:r>
+              <w:t xml:space="preserve">夜间滞留</w:t>
+            </w:r>
+          </w:p>
+        </w:tc>
+      </w:tr>
+      <w:tr>
+        <w:tc>
+          <w:tcPr>
+            <w:tcW w:w="0" w:type="auto"/>
+          </w:tcPr>
+          <w:p>
+            <w:pPr>
+              <w:pStyle w:val="BodyText"/>
+            </w:pPr>
+            <w:r>
+              <w:t xml:space="preserve">其他散点</w:t>
+            </w:r>
+          </w:p>
+        </w:tc>
+        <w:tc>
+          <w:tcPr>
+            <w:tcW w:w="0" w:type="auto"/>
+          </w:tcPr>
+          <w:p>
+            <w:pPr>
+              <w:pStyle w:val="BodyText"/>
+            </w:pPr>
+            <w:r>
+              <w:t xml:space="preserve">8 处</w:t>
+            </w:r>
+          </w:p>
+        </w:tc>
+        <w:tc>
+          <w:tcPr>
+            <w:tcW w:w="0" w:type="auto"/>
+          </w:tcPr>
+          <w:p>
+            <w:pPr>
+              <w:pStyle w:val="BodyText"/>
+            </w:pPr>
+            <w:r>
+              <w:t xml:space="preserve">-52%</w:t>
+            </w:r>
+          </w:p>
+        </w:tc>
+        <w:tc>
+          <w:tcPr>
+            <w:tcW w:w="0" w:type="auto"/>
+          </w:tcPr>
+          <w:p>
+            <w:pPr>
+              <w:pStyle w:val="BodyText"/>
+            </w:pPr>
+            <w:r>
+              <w:t xml:space="preserve">18%</w:t>
+            </w:r>
+          </w:p>
+        </w:tc>
+        <w:tc>
+          <w:tcPr>
+            <w:tcW w:w="0" w:type="auto"/>
+          </w:tcPr>
+          <w:p>
+            <w:pPr>
+              <w:pStyle w:val="BodyText"/>
+            </w:pPr>
+            <w:r>
+              <w:t xml:space="preserve">无集中成因</w:t>
+            </w:r>
+          </w:p>
+        </w:tc>
+      </w:tr>
+    </w:tbl>
+    <w:p/>
     <w:p>
       <w:pPr>
         <w:pStyle w:val="BodyText"/>
@@ -453,52 +2345,327 @@
         <w:pStyle w:val="BodyText"/>
       </w:pPr>
       <w:r>
-        <w:t xml:space="preserve">（每行依次为：事项／责任人／完成时点／验收方式）。</w:t>
+        <w:t xml:space="preserve">待办如下。</w:t>
       </w:r>
     </w:p>
+    <w:tbl>
+      <w:tblPr>
+        <w:tblStyle w:val="TableGrid"/>
+        <w:tblW w:w="0" w:type="auto"/>
+        <w:tblBorders>
+          <w:top w:val="single" w:sz="4" w:space="0" w:color="C7D5E3"/>
+          <w:left w:val="single" w:sz="4" w:space="0" w:color="C7D5E3"/>
+          <w:bottom w:val="single" w:sz="4" w:space="0" w:color="C7D5E3"/>
+          <w:right w:val="single" w:sz="4" w:space="0" w:color="C7D5E3"/>
+          <w:insideH w:val="single" w:sz="4" w:space="0" w:color="C7D5E3"/>
+          <w:insideV w:val="single" w:sz="4" w:space="0" w:color="C7D5E3"/>
+        </w:tblBorders>
+      </w:tblPr>
+      <w:tblGrid>
+        <w:gridCol w:w="2167"/>
+        <w:gridCol w:w="2167"/>
+        <w:gridCol w:w="2167"/>
+        <w:gridCol w:w="2167"/>
+      </w:tblGrid>
+      <w:tr>
+        <w:tc>
+          <w:tcPr>
+            <w:tcW w:w="0" w:type="auto"/>
+            <w:shd w:val="clear" w:color="auto" w:fill="EAF0F6"/>
+          </w:tcPr>
+          <w:p>
+            <w:pPr>
+              <w:pStyle w:val="BodyText"/>
+            </w:pPr>
+            <w:r>
+              <w:rPr>
+                <w:b/>
+              </w:rPr>
+              <w:t xml:space="preserve">事项</w:t>
+            </w:r>
+          </w:p>
+        </w:tc>
+        <w:tc>
+          <w:tcPr>
+            <w:tcW w:w="0" w:type="auto"/>
+            <w:shd w:val="clear" w:color="auto" w:fill="EAF0F6"/>
+          </w:tcPr>
+          <w:p>
+            <w:pPr>
+              <w:pStyle w:val="BodyText"/>
+            </w:pPr>
+            <w:r>
+              <w:rPr>
+                <w:b/>
+              </w:rPr>
+              <w:t xml:space="preserve">责任人</w:t>
+            </w:r>
+          </w:p>
+        </w:tc>
+        <w:tc>
+          <w:tcPr>
+            <w:tcW w:w="0" w:type="auto"/>
+            <w:shd w:val="clear" w:color="auto" w:fill="EAF0F6"/>
+          </w:tcPr>
+          <w:p>
+            <w:pPr>
+              <w:pStyle w:val="BodyText"/>
+            </w:pPr>
+            <w:r>
+              <w:rPr>
+                <w:b/>
+              </w:rPr>
+              <w:t xml:space="preserve">完成时点</w:t>
+            </w:r>
+          </w:p>
+        </w:tc>
+        <w:tc>
+          <w:tcPr>
+            <w:tcW w:w="0" w:type="auto"/>
+            <w:shd w:val="clear" w:color="auto" w:fill="EAF0F6"/>
+          </w:tcPr>
+          <w:p>
+            <w:pPr>
+              <w:pStyle w:val="BodyText"/>
+            </w:pPr>
+            <w:r>
+              <w:rPr>
+                <w:b/>
+              </w:rPr>
+              <w:t xml:space="preserve">验收方式</w:t>
+            </w:r>
+          </w:p>
+        </w:tc>
+      </w:tr>
+      <w:tr>
+        <w:tc>
+          <w:tcPr>
+            <w:tcW w:w="0" w:type="auto"/>
+          </w:tcPr>
+          <w:p>
+            <w:pPr>
+              <w:pStyle w:val="BodyText"/>
+            </w:pPr>
+            <w:r>
+              <w:t xml:space="preserve">把 P95 响应纳入主指标看板</w:t>
+            </w:r>
+          </w:p>
+        </w:tc>
+        <w:tc>
+          <w:tcPr>
+            <w:tcW w:w="0" w:type="auto"/>
+          </w:tcPr>
+          <w:p>
+            <w:pPr>
+              <w:pStyle w:val="BodyText"/>
+            </w:pPr>
+            <w:r>
+              <w:t xml:space="preserve">数据组</w:t>
+            </w:r>
+          </w:p>
+        </w:tc>
+        <w:tc>
+          <w:tcPr>
+            <w:tcW w:w="0" w:type="auto"/>
+          </w:tcPr>
+          <w:p>
+            <w:pPr>
+              <w:pStyle w:val="BodyText"/>
+            </w:pPr>
+            <w:r>
+              <w:t xml:space="preserve">7 月 31 日</w:t>
+            </w:r>
+          </w:p>
+        </w:tc>
+        <w:tc>
+          <w:tcPr>
+            <w:tcW w:w="0" w:type="auto"/>
+          </w:tcPr>
+          <w:p>
+            <w:pPr>
+              <w:pStyle w:val="BodyText"/>
+            </w:pPr>
+            <w:r>
+              <w:t xml:space="preserve">看板与口径说明入库</w:t>
+            </w:r>
+          </w:p>
+        </w:tc>
+      </w:tr>
+      <w:tr>
+        <w:tc>
+          <w:tcPr>
+            <w:tcW w:w="0" w:type="auto"/>
+          </w:tcPr>
+          <w:p>
+            <w:pPr>
+              <w:pStyle w:val="BodyText"/>
+            </w:pPr>
+            <w:r>
+              <w:t xml:space="preserve">四城未见效原因专项走访</w:t>
+            </w:r>
+          </w:p>
+        </w:tc>
+        <w:tc>
+          <w:tcPr>
+            <w:tcW w:w="0" w:type="auto"/>
+          </w:tcPr>
+          <w:p>
+            <w:pPr>
+              <w:pStyle w:val="BodyText"/>
+            </w:pPr>
+            <w:r>
+              <w:t xml:space="preserve">调度组</w:t>
+            </w:r>
+          </w:p>
+        </w:tc>
+        <w:tc>
+          <w:tcPr>
+            <w:tcW w:w="0" w:type="auto"/>
+          </w:tcPr>
+          <w:p>
+            <w:pPr>
+              <w:pStyle w:val="BodyText"/>
+            </w:pPr>
+            <w:r>
+              <w:t xml:space="preserve">8 月 15 日</w:t>
+            </w:r>
+          </w:p>
+        </w:tc>
+        <w:tc>
+          <w:tcPr>
+            <w:tcW w:w="0" w:type="auto"/>
+          </w:tcPr>
+          <w:p>
+            <w:pPr>
+              <w:pStyle w:val="BodyText"/>
+            </w:pPr>
+            <w:r>
+              <w:t xml:space="preserve">走访纪要 6 份</w:t>
+            </w:r>
+          </w:p>
+        </w:tc>
+      </w:tr>
+      <w:tr>
+        <w:tc>
+          <w:tcPr>
+            <w:tcW w:w="0" w:type="auto"/>
+          </w:tcPr>
+          <w:p>
+            <w:pPr>
+              <w:pStyle w:val="BodyText"/>
+            </w:pPr>
+            <w:r>
+              <w:t xml:space="preserve">调度人力与预算重排方案</w:t>
+            </w:r>
+          </w:p>
+        </w:tc>
+        <w:tc>
+          <w:tcPr>
+            <w:tcW w:w="0" w:type="auto"/>
+          </w:tcPr>
+          <w:p>
+            <w:pPr>
+              <w:pStyle w:val="BodyText"/>
+            </w:pPr>
+            <w:r>
+              <w:t xml:space="preserve">运营中心</w:t>
+            </w:r>
+          </w:p>
+        </w:tc>
+        <w:tc>
+          <w:tcPr>
+            <w:tcW w:w="0" w:type="auto"/>
+          </w:tcPr>
+          <w:p>
+            <w:pPr>
+              <w:pStyle w:val="BodyText"/>
+            </w:pPr>
+            <w:r>
+              <w:t xml:space="preserve">8 月 31 日</w:t>
+            </w:r>
+          </w:p>
+        </w:tc>
+        <w:tc>
+          <w:tcPr>
+            <w:tcW w:w="0" w:type="auto"/>
+          </w:tcPr>
+          <w:p>
+            <w:pPr>
+              <w:pStyle w:val="BodyText"/>
+            </w:pPr>
+            <w:r>
+              <w:t xml:space="preserve">方案过预算委员会</w:t>
+            </w:r>
+          </w:p>
+        </w:tc>
+      </w:tr>
+      <w:tr>
+        <w:tc>
+          <w:tcPr>
+            <w:tcW w:w="0" w:type="auto"/>
+          </w:tcPr>
+          <w:p>
+            <w:pPr>
+              <w:pStyle w:val="BodyText"/>
+            </w:pPr>
+            <w:r>
+              <w:t xml:space="preserve">地铁站潮汐场景试点</w:t>
+            </w:r>
+          </w:p>
+        </w:tc>
+        <w:tc>
+          <w:tcPr>
+            <w:tcW w:w="0" w:type="auto"/>
+          </w:tcPr>
+          <w:p>
+            <w:pPr>
+              <w:pStyle w:val="BodyText"/>
+            </w:pPr>
+            <w:r>
+              <w:t xml:space="preserve">调度组与城市 BD</w:t>
+            </w:r>
+          </w:p>
+        </w:tc>
+        <w:tc>
+          <w:tcPr>
+            <w:tcW w:w="0" w:type="auto"/>
+          </w:tcPr>
+          <w:p>
+            <w:pPr>
+              <w:pStyle w:val="BodyText"/>
+            </w:pPr>
+            <w:r>
+              <w:t xml:space="preserve">9 月 30 日</w:t>
+            </w:r>
+          </w:p>
+        </w:tc>
+        <w:tc>
+          <w:tcPr>
+            <w:tcW w:w="0" w:type="auto"/>
+          </w:tcPr>
+          <w:p>
+            <w:pPr>
+              <w:pStyle w:val="BodyText"/>
+            </w:pPr>
+            <w:r>
+              <w:t xml:space="preserve">试点站复现率下降 10 个百分点</w:t>
+            </w:r>
+          </w:p>
+        </w:tc>
+      </w:tr>
+    </w:tbl>
+    <w:p/>
     <w:p>
       <w:pPr>
         <w:pStyle w:val="BodyText"/>
       </w:pPr>
       <w:r>
-        <w:t xml:space="preserve">把 P95 响应纳入主指标看板　　数据组　　7 月 31 日　　看板与口径说明入库</w:t>
-      </w:r>
-    </w:p>
-    <w:p>
-      <w:pPr>
-        <w:pStyle w:val="BodyText"/>
-      </w:pPr>
-      <w:r>
-        <w:t xml:space="preserve">四城未见效原因专项走访　　调度组　　8 月 15 日　　走访纪要 6 份</w:t>
-      </w:r>
-    </w:p>
-    <w:p>
-      <w:pPr>
-        <w:pStyle w:val="BodyText"/>
-      </w:pPr>
-      <w:r>
-        <w:t xml:space="preserve">调度人力与预算重排方案　　运营中心　　8 月 31 日　　方案过预算委员会</w:t>
-      </w:r>
-    </w:p>
-    <w:p>
-      <w:pPr>
-        <w:pStyle w:val="BodyText"/>
-      </w:pPr>
-      <w:r>
-        <w:t xml:space="preserve">地铁站潮汐场景试点　　调度组与城市 BD　　9 月 30 日　　试点站复现率下降 10 个百分点</w:t>
-      </w:r>
-    </w:p>
-    <w:p>
-      <w:pPr>
-        <w:pStyle w:val="BodyText"/>
-      </w:pPr>
-      <w:r>
-        <w:t xml:space="preserve">（本件为 OceanLeo 第一方原创示例文档，全部数字为演示数据。并列数据本应排成表格，当前 docx 写出器缺 w:tblGrid、表格只画得出第一列，故一律改排为对齐数据行；见 signals/P5-signals.md S1。）</w:t>
+        <w:t xml:space="preserve">（本件为 OceanLeo 第一方原创示例文档，全部数字为演示数据；并列数据一律排成表格，与数据评审体「一句结论紧跟一片数据」的主张一致。）</w:t>
       </w:r>
     </w:p>
     <w:sectPr>
-      <w:pgSz w:w="11906" w:h="16838"/>
-      <w:pgMar w:top="1440" w:right="1080" w:bottom="1440" w:left="1080" w:header="720" w:footer="720" w:gutter="0"/>
+      <w:pgSz w:w="12240" w:h="15840"/>
+      <w:pgMar w:top="1361" w:right="1134" w:bottom="1361" w:left="2438" w:header="681" w:footer="681" w:gutter="0"/>
     </w:sectPr>
   </w:body>
 </w:document>
@@ -509,15 +2676,15 @@
   <w:docDefaults>
     <w:rPrDefault>
       <w:rPr>
-        <w:rFonts w:ascii="Calibri" w:hAnsi="Calibri" w:eastAsia="Noto Sans CJK SC" w:cs="Noto Sans CJK SC"/>
-        <w:sz w:val="21"/>
-        <w:szCs w:val="21"/>
+        <w:rFonts w:ascii="DejaVu Sans" w:hAnsi="DejaVu Sans" w:eastAsia="Noto Sans CJK SC" w:cs="Noto Sans CJK SC"/>
+        <w:sz w:val="19"/>
+        <w:szCs w:val="19"/>
         <w:lang w:val="zh-CN" w:eastAsia="zh-CN"/>
       </w:rPr>
     </w:rPrDefault>
     <w:pPrDefault>
       <w:pPr>
-        <w:spacing w:after="120" w:line="288" w:lineRule="auto"/>
+        <w:spacing w:after="80" w:line="252" w:lineRule="auto"/>
       </w:pPr>
     </w:pPrDefault>
   </w:docDefaults>
@@ -542,8 +2709,8 @@
     <w:rPr>
       <w:b/>
       <w:color w:val="0F4C81"/>
-      <w:sz w:val="36"/>
-      <w:szCs w:val="36"/>
+      <w:sz w:val="56"/>
+      <w:szCs w:val="56"/>
     </w:rPr>
   </w:style>
   <w:style w:type="paragraph" w:styleId="Heading2">
@@ -556,9 +2723,9 @@
     </w:pPr>
     <w:rPr>
       <w:b/>
-      <w:color w:val="1F2328"/>
-      <w:sz w:val="28"/>
-      <w:szCs w:val="28"/>
+      <w:color w:val="0F4C81"/>
+      <w:sz w:val="34"/>
+      <w:szCs w:val="34"/>
     </w:rPr>
   </w:style>
   <w:style w:type="paragraph" w:styleId="Heading3">
@@ -571,9 +2738,9 @@
     </w:pPr>
     <w:rPr>
       <w:b/>
-      <w:color w:val="3A4149"/>
-      <w:sz w:val="24"/>
-      <w:szCs w:val="24"/>
+      <w:color w:val="3C5A73"/>
+      <w:sz w:val="26"/>
+      <w:szCs w:val="26"/>
     </w:rPr>
   </w:style>
   <w:style w:type="table" w:styleId="TableGrid">
@@ -601,10 +2768,10 @@
         <a:sysClr val="window" lastClr="FFFFFF"/>
       </a:lt1>
       <a:dk2>
-        <a:srgbClr val="3A4149"/>
+        <a:srgbClr val="3C5A73"/>
       </a:dk2>
       <a:lt2>
-        <a:srgbClr val="F2F5F9"/>
+        <a:srgbClr val="EAF0F6"/>
       </a:lt2>
       <a:accent1>
         <a:srgbClr val="0F4C81"/>
@@ -633,12 +2800,12 @@
     </a:clrScheme>
     <a:fontScheme name="OceanLeo">
       <a:majorFont>
-        <a:latin typeface="Calibri"/>
+        <a:latin typeface="DejaVu Sans"/>
         <a:ea typeface="Noto Sans CJK SC"/>
         <a:cs typeface=""/>
       </a:majorFont>
       <a:minorFont>
-        <a:latin typeface="Calibri"/>
+        <a:latin typeface="DejaVu Sans"/>
         <a:ea typeface="Noto Sans CJK SC"/>
         <a:cs typeface=""/>
       </a:minorFont>
